--- a/FrithHiltonVentures_Letterhead.docx
+++ b/FrithHiltonVentures_Letterhead.docx
@@ -2,382 +2,17 @@
 <file path=word/document.xml><?xml version="1.0" encoding="utf-8"?>
 <w:document xmlns:wpc="http://schemas.microsoft.com/office/word/2010/wordprocessingCanvas" xmlns:cx="http://schemas.microsoft.com/office/drawing/2014/chartex" xmlns:cx1="http://schemas.microsoft.com/office/drawing/2015/9/8/chartex" xmlns:cx2="http://schemas.microsoft.com/office/drawing/2015/10/21/chartex" xmlns:cx3="http://schemas.microsoft.com/office/drawing/2016/5/9/chartex" xmlns:cx4="http://schemas.microsoft.com/office/drawing/2016/5/10/chartex" xmlns:cx5="http://schemas.microsoft.com/office/drawing/2016/5/11/chartex" xmlns:cx6="http://schemas.microsoft.com/office/drawing/2016/5/12/chartex" xmlns:cx7="http://schemas.microsoft.com/office/drawing/2016/5/13/chartex" xmlns:cx8="http://schemas.microsoft.com/office/drawing/2016/5/14/chartex" xmlns:mc="http://schemas.openxmlformats.org/markup-compatibility/2006" xmlns:aink="http://schemas.microsoft.com/office/drawing/2016/ink" xmlns:am3d="http://schemas.microsoft.com/office/drawing/2017/model3d" xmlns:o="urn:schemas-microsoft-com:office:office" xmlns:oel="http://schemas.microsoft.com/office/2019/extlst" xmlns:r="http://schemas.openxmlformats.org/officeDocument/2006/relationships" xmlns:m="http://schemas.openxmlformats.org/officeDocument/2006/math" xmlns:v="urn:schemas-microsoft-com:vml" xmlns:wp14="http://schemas.microsoft.com/office/word/2010/wordprocessingDrawing" xmlns:wp="http://schemas.openxmlformats.org/drawingml/2006/wordprocessingDrawing" xmlns:w10="urn:schemas-microsoft-com:office:word" xmlns:w="http://schemas.openxmlformats.org/wordprocessingml/2006/main" xmlns:w14="http://schemas.microsoft.com/office/word/2010/wordml" xmlns:w15="http://schemas.microsoft.com/office/word/2012/wordml" xmlns:w16cex="http://schemas.microsoft.com/office/word/2018/wordml/cex" xmlns:w16cid="http://schemas.microsoft.com/office/word/2016/wordml/cid" xmlns:w16="http://schemas.microsoft.com/office/word/2018/wordml" xmlns:w16sdtdh="http://schemas.microsoft.com/office/word/2020/wordml/sdtdatahash" xmlns:w16se="http://schemas.microsoft.com/office/word/2015/wordml/symex" xmlns:wpg="http://schemas.microsoft.com/office/word/2010/wordprocessingGroup" xmlns:wpi="http://schemas.microsoft.com/office/word/2010/wordprocessingInk" xmlns:wne="http://schemas.microsoft.com/office/word/2006/wordml" xmlns:wps="http://schemas.microsoft.com/office/word/2010/wordprocessingShape" mc:Ignorable="w14 w15 w16se w16cid w16 w16cex w16sdtdh wp14">
   <w:body>
-    <w:p>
-      <w:pPr>
-        <w:spacing w:before="2000" w:after="400"/>
-        <w:jc w:val="center"/>
-      </w:pPr>
-      <w:r>
-        <w:rPr>
-          <w:noProof/>
-        </w:rPr>
-        <w:drawing>
-          <wp:anchor distT="0" distB="0" distL="0" distR="0" simplePos="0" relativeHeight="2857500" behindDoc="1" locked="0" layoutInCell="0" allowOverlap="1">
-            <wp:simplePos x="0" y="0"/>
-            <wp:positionH relativeFrom="page">
-              <wp:posOffset>3053000</wp:posOffset>
-            </wp:positionH>
-            <wp:positionV relativeFrom="page">
-              <wp:posOffset>5400000</wp:posOffset>
-            </wp:positionV>
-            <wp:extent cx="2857500" cy="2857500"/>
-            <wp:effectExtent l="0" t="0" r="0" b="0"/>
-            <wp:wrapNone/>
-            <wp:docPr id="1" name="FHVWatermark" descr="Frith Hilton Ventures Watermark Logo" title="FH Ventures Watermark"/>
-            <wp:cNvGraphicFramePr>
-              <a:graphicFrameLocks xmlns:a="http://schemas.openxmlformats.org/drawingml/2006/main" noChangeAspect="1"/>
-            </wp:cNvGraphicFramePr>
-            <a:graphic xmlns:a="http://schemas.openxmlformats.org/drawingml/2006/main">
-              <a:graphicData uri="http://schemas.openxmlformats.org/drawingml/2006/picture">
-                <pic:pic xmlns:pic="http://schemas.openxmlformats.org/drawingml/2006/picture">
-                  <pic:nvPicPr>
-                    <pic:cNvPr id="0" name=""/>
-                    <pic:cNvPicPr>
-                      <a:picLocks noChangeAspect="1" noChangeArrowheads="1"/>
-                    </pic:cNvPicPr>
-                  </pic:nvPicPr>
-                  <pic:blipFill>
-                    <a:blip r:embed="rId7"/>
-                    <a:srcRect/>
-                    <a:stretch>
-                      <a:fillRect/>
-                    </a:stretch>
-                  </pic:blipFill>
-                  <pic:spPr bwMode="auto">
-                    <a:xfrm>
-                      <a:off x="0" y="0"/>
-                      <a:ext cx="2857500" cy="2857500"/>
-                    </a:xfrm>
-                    <a:prstGeom prst="rect">
-                      <a:avLst/>
-                    </a:prstGeom>
-                  </pic:spPr>
-                </pic:pic>
-              </a:graphicData>
-            </a:graphic>
-          </wp:anchor>
-        </w:drawing>
-      </w:r>
-    </w:p>
-    <w:p>
-      <w:pPr>
-        <w:spacing w:after="400"/>
-        <w:jc w:val="right"/>
-      </w:pPr>
-      <w:r>
-        <w:rPr>
-          <w:color w:val="4A4A4A"/>
-        </w:rPr>
-        <w:t>Date: ____________________</w:t>
-      </w:r>
-    </w:p>
-    <w:p>
-      <w:pPr>
-        <w:spacing w:after="200"/>
-      </w:pPr>
-      <w:r>
-        <w:rPr>
-          <w:b/>
-          <w:bCs/>
-        </w:rPr>
-        <w:t xml:space="preserve">Ref: </w:t>
-      </w:r>
-      <w:r>
-        <w:rPr>
-          <w:color w:val="4A4A4A"/>
-        </w:rPr>
-        <w:t>____________________</w:t>
-      </w:r>
-    </w:p>
-    <w:p>
-      <w:pPr>
-        <w:spacing w:before="400" w:after="200"/>
-      </w:pPr>
-      <w:r>
-        <w:rPr>
-          <w:b/>
-          <w:bCs/>
-        </w:rPr>
-        <w:t>To:</w:t>
-      </w:r>
-    </w:p>
-    <w:p>
-      <w:pPr>
-        <w:spacing w:after="60"/>
-      </w:pPr>
-      <w:r>
-        <w:rPr>
-          <w:color w:val="4A4A4A"/>
-        </w:rPr>
-        <w:t>[Recipient Name]</w:t>
-      </w:r>
-    </w:p>
-    <w:p>
-      <w:pPr>
-        <w:spacing w:after="60"/>
-      </w:pPr>
-      <w:r>
-        <w:rPr>
-          <w:color w:val="4A4A4A"/>
-        </w:rPr>
-        <w:t>[Position/Title]</w:t>
-      </w:r>
-    </w:p>
-    <w:p>
-      <w:pPr>
-        <w:spacing w:after="60"/>
-      </w:pPr>
-      <w:r>
-        <w:rPr>
-          <w:color w:val="4A4A4A"/>
-        </w:rPr>
-        <w:t>[Company/Organization]</w:t>
-      </w:r>
-    </w:p>
-    <w:p>
-      <w:pPr>
-        <w:spacing w:after="400"/>
-      </w:pPr>
-      <w:r>
-        <w:rPr>
-          <w:color w:val="4A4A4A"/>
-        </w:rPr>
-        <w:t>[Address]</w:t>
-      </w:r>
-    </w:p>
-    <w:p>
-      <w:pPr>
-        <w:spacing w:before="200" w:after="400"/>
-      </w:pPr>
-      <w:r>
-        <w:rPr>
-          <w:b/>
-          <w:bCs/>
-        </w:rPr>
-        <w:t xml:space="preserve">Subject: </w:t>
-      </w:r>
-      <w:r>
-        <w:rPr>
-          <w:b/>
-          <w:bCs/>
-          <w:color w:val="4A4A4A"/>
-        </w:rPr>
-        <w:t>[Subject of the Letter]</w:t>
-      </w:r>
-    </w:p>
-    <w:p>
-      <w:pPr>
-        <w:spacing w:after="400"/>
-      </w:pPr>
-      <w:r>
-        <w:t>Dear [Name],</w:t>
-      </w:r>
-    </w:p>
-    <w:p>
-      <w:pPr>
-        <w:spacing w:after="240"/>
-      </w:pPr>
-      <w:r>
-        <w:rPr>
-          <w:i/>
-          <w:iCs/>
-          <w:color w:val="4A4A4A"/>
-        </w:rPr>
-        <w:t xml:space="preserve">[Begin your letter here. This template is pre-formatted for official correspondence from </w:t>
-      </w:r>
-      <w:proofErr w:type="spellStart"/>
-      <w:r>
-        <w:rPr>
-          <w:i/>
-          <w:iCs/>
-          <w:color w:val="4A4A4A"/>
-        </w:rPr>
-        <w:t>Frith</w:t>
-      </w:r>
-      <w:proofErr w:type="spellEnd"/>
-      <w:r>
-        <w:rPr>
-          <w:i/>
-          <w:iCs/>
-          <w:color w:val="4A4A4A"/>
-        </w:rPr>
-        <w:t xml:space="preserve"> Hilton Ventures. Replace all placeholder text with your actual content.]</w:t>
-      </w:r>
-    </w:p>
-    <w:p>
-      <w:pPr>
-        <w:spacing w:after="240"/>
-      </w:pPr>
-      <w:r>
-        <w:rPr>
-          <w:i/>
-          <w:iCs/>
-          <w:color w:val="4A4A4A"/>
-        </w:rPr>
-        <w:t>[Second paragraph...]</w:t>
-      </w:r>
-    </w:p>
-    <w:p>
-      <w:pPr>
-        <w:spacing w:before="400" w:after="200"/>
-      </w:pPr>
-      <w:r>
-        <w:t>Yours faithfully,</w:t>
-      </w:r>
-    </w:p>
-    <w:p>
-      <w:pPr>
-        <w:spacing w:before="800" w:after="60"/>
-      </w:pPr>
-      <w:r>
-        <w:rPr>
-          <w:color w:val="4A4A4A"/>
-        </w:rPr>
-        <w:t>____________________________</w:t>
-      </w:r>
-    </w:p>
-    <w:p>
-      <w:pPr>
-        <w:spacing w:after="60"/>
-      </w:pPr>
-      <w:r>
-        <w:rPr>
-          <w:b/>
-          <w:bCs/>
-        </w:rPr>
-        <w:t>[Signatory Name]</w:t>
-      </w:r>
-    </w:p>
-    <w:p>
-      <w:pPr>
-        <w:spacing w:after="60"/>
-      </w:pPr>
-      <w:r>
-        <w:rPr>
-          <w:color w:val="4A4A4A"/>
-        </w:rPr>
-        <w:t>[Title/Position]</w:t>
-      </w:r>
-    </w:p>
-    <w:p>
-      <w:pPr>
-        <w:rPr>
-          <w:b/>
-          <w:bCs/>
-        </w:rPr>
-      </w:pPr>
-      <w:proofErr w:type="spellStart"/>
-      <w:r>
-        <w:rPr>
-          <w:b/>
-          <w:bCs/>
-        </w:rPr>
-        <w:t>Frith</w:t>
-      </w:r>
-      <w:proofErr w:type="spellEnd"/>
-      <w:r>
-        <w:rPr>
-          <w:b/>
-          <w:bCs/>
-        </w:rPr>
-        <w:t xml:space="preserve"> Hilton Ventures</w:t>
-      </w:r>
-    </w:p>
-    <w:p>
-      <w:pPr>
-        <w:rPr>
-          <w:b/>
-          <w:bCs/>
-        </w:rPr>
-      </w:pPr>
-    </w:p>
-    <w:p>
-      <w:pPr>
-        <w:rPr>
-          <w:b/>
-          <w:bCs/>
-        </w:rPr>
-      </w:pPr>
-    </w:p>
-    <w:p>
-      <w:pPr>
-        <w:rPr>
-          <w:b/>
-          <w:bCs/>
-        </w:rPr>
-      </w:pPr>
-    </w:p>
-    <w:p>
-      <w:pPr>
-        <w:rPr>
-          <w:b/>
-          <w:bCs/>
-        </w:rPr>
-      </w:pPr>
-    </w:p>
-    <w:p>
-      <w:pPr>
-        <w:rPr>
-          <w:b/>
-          <w:bCs/>
-        </w:rPr>
-      </w:pPr>
-    </w:p>
-    <w:p>
-      <w:pPr>
-        <w:rPr>
-          <w:b/>
-          <w:bCs/>
-        </w:rPr>
-      </w:pPr>
-    </w:p>
-    <w:p>
-      <w:pPr>
-        <w:rPr>
-          <w:b/>
-          <w:bCs/>
-        </w:rPr>
-      </w:pPr>
-    </w:p>
-    <w:p>
-      <w:pPr>
-        <w:rPr>
-          <w:b/>
-          <w:bCs/>
-        </w:rPr>
-      </w:pPr>
-    </w:p>
-    <w:p>
-      <w:pPr>
-        <w:rPr>
-          <w:b/>
-          <w:bCs/>
-        </w:rPr>
-      </w:pPr>
-    </w:p>
-    <w:p>
-      <w:pPr>
-        <w:rPr>
-          <w:b/>
-          <w:bCs/>
-        </w:rPr>
-      </w:pPr>
-    </w:p>
     <w:p/>
     <w:sectPr>
-      <w:headerReference w:type="even" r:id="rId8"/>
-      <w:headerReference w:type="default" r:id="rId9"/>
-      <w:footerReference w:type="even" r:id="rId10"/>
-      <w:footerReference w:type="default" r:id="rId11"/>
-      <w:headerReference w:type="first" r:id="rId12"/>
-      <w:footerReference w:type="first" r:id="rId13"/>
+      <w:headerReference w:type="default" r:id="rId7"/>
+      <w:footerReference w:type="default" r:id="rId8"/>
       <w:pgSz w:w="11906" w:h="16838"/>
       <w:pgMar w:top="1800" w:right="1200" w:bottom="1600" w:left="1200" w:header="600" w:footer="600" w:gutter="0"/>
       <w:pgBorders>
-        <w:top w:val="single" w:sz="18" w:space="24" w:color="1A1A1A"/>
-        <w:left w:val="single" w:sz="18" w:space="24" w:color="1A1A1A"/>
-        <w:bottom w:val="single" w:sz="18" w:space="24" w:color="1A1A1A"/>
-        <w:right w:val="single" w:sz="18" w:space="24" w:color="1A1A1A"/>
+        <w:top w:val="single" w:sz="18" w:space="20" w:color="1A1A1A"/>
+        <w:left w:val="single" w:sz="18" w:space="20" w:color="1A1A1A"/>
+        <w:bottom w:val="single" w:sz="18" w:space="20" w:color="1A1A1A"/>
+        <w:right w:val="single" w:sz="18" w:space="20" w:color="1A1A1A"/>
       </w:pgBorders>
       <w:cols w:space="720"/>
       <w:docGrid w:linePitch="360"/>
@@ -409,18 +44,8 @@
 <w:ftr xmlns:wpc="http://schemas.microsoft.com/office/word/2010/wordprocessingCanvas" xmlns:cx="http://schemas.microsoft.com/office/drawing/2014/chartex" xmlns:cx1="http://schemas.microsoft.com/office/drawing/2015/9/8/chartex" xmlns:cx2="http://schemas.microsoft.com/office/drawing/2015/10/21/chartex" xmlns:cx3="http://schemas.microsoft.com/office/drawing/2016/5/9/chartex" xmlns:cx4="http://schemas.microsoft.com/office/drawing/2016/5/10/chartex" xmlns:cx5="http://schemas.microsoft.com/office/drawing/2016/5/11/chartex" xmlns:cx6="http://schemas.microsoft.com/office/drawing/2016/5/12/chartex" xmlns:cx7="http://schemas.microsoft.com/office/drawing/2016/5/13/chartex" xmlns:cx8="http://schemas.microsoft.com/office/drawing/2016/5/14/chartex" xmlns:mc="http://schemas.openxmlformats.org/markup-compatibility/2006" xmlns:aink="http://schemas.microsoft.com/office/drawing/2016/ink" xmlns:am3d="http://schemas.microsoft.com/office/drawing/2017/model3d" xmlns:o="urn:schemas-microsoft-com:office:office" xmlns:oel="http://schemas.microsoft.com/office/2019/extlst" xmlns:r="http://schemas.openxmlformats.org/officeDocument/2006/relationships" xmlns:m="http://schemas.openxmlformats.org/officeDocument/2006/math" xmlns:v="urn:schemas-microsoft-com:vml" xmlns:wp14="http://schemas.microsoft.com/office/word/2010/wordprocessingDrawing" xmlns:wp="http://schemas.openxmlformats.org/drawingml/2006/wordprocessingDrawing" xmlns:w10="urn:schemas-microsoft-com:office:word" xmlns:w="http://schemas.openxmlformats.org/wordprocessingml/2006/main" xmlns:w14="http://schemas.microsoft.com/office/word/2010/wordml" xmlns:w15="http://schemas.microsoft.com/office/word/2012/wordml" xmlns:w16cex="http://schemas.microsoft.com/office/word/2018/wordml/cex" xmlns:w16cid="http://schemas.microsoft.com/office/word/2016/wordml/cid" xmlns:w16="http://schemas.microsoft.com/office/word/2018/wordml" xmlns:w16sdtdh="http://schemas.microsoft.com/office/word/2020/wordml/sdtdatahash" xmlns:w16se="http://schemas.microsoft.com/office/word/2015/wordml/symex" xmlns:wpg="http://schemas.microsoft.com/office/word/2010/wordprocessingGroup" xmlns:wpi="http://schemas.microsoft.com/office/word/2010/wordprocessingInk" xmlns:wne="http://schemas.microsoft.com/office/word/2006/wordml" xmlns:wps="http://schemas.microsoft.com/office/word/2010/wordprocessingShape" mc:Ignorable="w14 w15 w16se w16cid w16 w16cex w16sdtdh wp14">
   <w:p>
     <w:pPr>
-      <w:pStyle w:val="Footer"/>
-    </w:pPr>
-  </w:p>
-</w:ftr>
-</file>
-
-<file path=word/footer2.xml><?xml version="1.0" encoding="utf-8"?>
-<w:ftr xmlns:wpc="http://schemas.microsoft.com/office/word/2010/wordprocessingCanvas" xmlns:cx="http://schemas.microsoft.com/office/drawing/2014/chartex" xmlns:cx1="http://schemas.microsoft.com/office/drawing/2015/9/8/chartex" xmlns:cx2="http://schemas.microsoft.com/office/drawing/2015/10/21/chartex" xmlns:cx3="http://schemas.microsoft.com/office/drawing/2016/5/9/chartex" xmlns:cx4="http://schemas.microsoft.com/office/drawing/2016/5/10/chartex" xmlns:cx5="http://schemas.microsoft.com/office/drawing/2016/5/11/chartex" xmlns:cx6="http://schemas.microsoft.com/office/drawing/2016/5/12/chartex" xmlns:cx7="http://schemas.microsoft.com/office/drawing/2016/5/13/chartex" xmlns:cx8="http://schemas.microsoft.com/office/drawing/2016/5/14/chartex" xmlns:mc="http://schemas.openxmlformats.org/markup-compatibility/2006" xmlns:aink="http://schemas.microsoft.com/office/drawing/2016/ink" xmlns:am3d="http://schemas.microsoft.com/office/drawing/2017/model3d" xmlns:o="urn:schemas-microsoft-com:office:office" xmlns:oel="http://schemas.microsoft.com/office/2019/extlst" xmlns:r="http://schemas.openxmlformats.org/officeDocument/2006/relationships" xmlns:m="http://schemas.openxmlformats.org/officeDocument/2006/math" xmlns:v="urn:schemas-microsoft-com:vml" xmlns:wp14="http://schemas.microsoft.com/office/word/2010/wordprocessingDrawing" xmlns:wp="http://schemas.openxmlformats.org/drawingml/2006/wordprocessingDrawing" xmlns:w10="urn:schemas-microsoft-com:office:word" xmlns:w="http://schemas.openxmlformats.org/wordprocessingml/2006/main" xmlns:w14="http://schemas.microsoft.com/office/word/2010/wordml" xmlns:w15="http://schemas.microsoft.com/office/word/2012/wordml" xmlns:w16cex="http://schemas.microsoft.com/office/word/2018/wordml/cex" xmlns:w16cid="http://schemas.microsoft.com/office/word/2016/wordml/cid" xmlns:w16="http://schemas.microsoft.com/office/word/2018/wordml" xmlns:w16sdtdh="http://schemas.microsoft.com/office/word/2020/wordml/sdtdatahash" xmlns:w16se="http://schemas.microsoft.com/office/word/2015/wordml/symex" xmlns:wpg="http://schemas.microsoft.com/office/word/2010/wordprocessingGroup" xmlns:wpi="http://schemas.microsoft.com/office/word/2010/wordprocessingInk" xmlns:wne="http://schemas.microsoft.com/office/word/2006/wordml" xmlns:wps="http://schemas.microsoft.com/office/word/2010/wordprocessingShape" mc:Ignorable="w14 w15 w16se w16cid w16 w16cex w16sdtdh wp14">
-  <w:p>
-    <w:pPr>
       <w:pBdr>
-        <w:top w:val="single" w:sz="12" w:space="6" w:color="1A1A1A"/>
+        <w:top w:val="single" w:sz="8" w:space="8" w:color="1A1A1A"/>
       </w:pBdr>
       <w:tabs>
         <w:tab w:val="right" w:pos="9026"/>
@@ -429,164 +54,126 @@
     </w:pPr>
     <w:r>
       <w:rPr>
-        <w:color w:val="6B6B6B"/>
-        <w:sz w:val="16"/>
-        <w:szCs w:val="16"/>
-      </w:rPr>
-      <w:t xml:space="preserve">11, </w:t>
-    </w:r>
-    <w:proofErr w:type="spellStart"/>
-    <w:r>
-      <w:rPr>
-        <w:color w:val="6B6B6B"/>
-        <w:sz w:val="16"/>
-        <w:szCs w:val="16"/>
-      </w:rPr>
-      <w:t>Akhindenor</w:t>
-    </w:r>
-    <w:proofErr w:type="spellEnd"/>
-    <w:r>
-      <w:rPr>
-        <w:color w:val="6B6B6B"/>
-        <w:sz w:val="16"/>
-        <w:szCs w:val="16"/>
-      </w:rPr>
-      <w:t xml:space="preserve"> Street, off </w:t>
-    </w:r>
-    <w:proofErr w:type="spellStart"/>
-    <w:r>
-      <w:rPr>
-        <w:color w:val="6B6B6B"/>
-        <w:sz w:val="16"/>
-        <w:szCs w:val="16"/>
-      </w:rPr>
-      <w:t>Joju</w:t>
-    </w:r>
-    <w:proofErr w:type="spellEnd"/>
-    <w:r>
-      <w:rPr>
-        <w:color w:val="6B6B6B"/>
-        <w:sz w:val="16"/>
-        <w:szCs w:val="16"/>
-      </w:rPr>
-      <w:t xml:space="preserve"> Road, Sango </w:t>
-    </w:r>
-    <w:proofErr w:type="spellStart"/>
-    <w:r>
-      <w:rPr>
-        <w:color w:val="6B6B6B"/>
-        <w:sz w:val="16"/>
-        <w:szCs w:val="16"/>
-      </w:rPr>
-      <w:t>Otta</w:t>
-    </w:r>
-    <w:proofErr w:type="spellEnd"/>
-    <w:r>
-      <w:rPr>
-        <w:color w:val="6B6B6B"/>
-        <w:sz w:val="16"/>
-        <w:szCs w:val="16"/>
-      </w:rPr>
-      <w:t>, Ogun State, Nigeria</w:t>
-    </w:r>
-    <w:r>
+        <w:caps/>
+        <w:color w:val="6B6B6B"/>
+        <w:sz w:val="15"/>
+        <w:szCs w:val="15"/>
+      </w:rPr>
+      <w:t>11, Akhindenor Street, off Joju Road, Sango Otta, Ogun State, Nigeria.</w:t>
+    </w:r>
+    <w:r>
+      <w:rPr>
+        <w:caps/>
+      </w:rPr>
       <w:tab/>
     </w:r>
     <w:r>
       <w:rPr>
-        <w:color w:val="6B6B6B"/>
-        <w:sz w:val="16"/>
-        <w:szCs w:val="16"/>
+        <w:caps/>
+        <w:color w:val="6B6B6B"/>
+        <w:sz w:val="15"/>
+        <w:szCs w:val="15"/>
       </w:rPr>
       <w:t xml:space="preserve">Page </w:t>
     </w:r>
     <w:r>
       <w:rPr>
-        <w:color w:val="6B6B6B"/>
-        <w:sz w:val="16"/>
-        <w:szCs w:val="16"/>
+        <w:caps/>
+        <w:color w:val="6B6B6B"/>
+        <w:sz w:val="15"/>
+        <w:szCs w:val="15"/>
       </w:rPr>
       <w:fldChar w:fldCharType="begin"/>
     </w:r>
     <w:r>
       <w:rPr>
-        <w:color w:val="6B6B6B"/>
-        <w:sz w:val="16"/>
-        <w:szCs w:val="16"/>
+        <w:caps/>
+        <w:color w:val="6B6B6B"/>
+        <w:sz w:val="15"/>
+        <w:szCs w:val="15"/>
       </w:rPr>
       <w:instrText>PAGE</w:instrText>
     </w:r>
     <w:r>
       <w:rPr>
-        <w:color w:val="6B6B6B"/>
-        <w:sz w:val="16"/>
-        <w:szCs w:val="16"/>
+        <w:caps/>
+        <w:color w:val="6B6B6B"/>
+        <w:sz w:val="15"/>
+        <w:szCs w:val="15"/>
       </w:rPr>
       <w:fldChar w:fldCharType="separate"/>
     </w:r>
     <w:r>
       <w:rPr>
+        <w:caps/>
         <w:noProof/>
         <w:color w:val="6B6B6B"/>
-        <w:sz w:val="16"/>
-        <w:szCs w:val="16"/>
+        <w:sz w:val="15"/>
+        <w:szCs w:val="15"/>
       </w:rPr>
       <w:t>1</w:t>
     </w:r>
     <w:r>
       <w:rPr>
-        <w:color w:val="6B6B6B"/>
-        <w:sz w:val="16"/>
-        <w:szCs w:val="16"/>
+        <w:caps/>
+        <w:color w:val="6B6B6B"/>
+        <w:sz w:val="15"/>
+        <w:szCs w:val="15"/>
       </w:rPr>
       <w:fldChar w:fldCharType="end"/>
     </w:r>
     <w:r>
       <w:rPr>
-        <w:color w:val="6B6B6B"/>
-        <w:sz w:val="16"/>
-        <w:szCs w:val="16"/>
-      </w:rPr>
-      <w:t xml:space="preserve"> of </w:t>
-    </w:r>
-    <w:r>
-      <w:rPr>
-        <w:color w:val="6B6B6B"/>
-        <w:sz w:val="16"/>
-        <w:szCs w:val="16"/>
+        <w:caps/>
+        <w:color w:val="6B6B6B"/>
+        <w:sz w:val="15"/>
+        <w:szCs w:val="15"/>
+      </w:rPr>
+      <w:t xml:space="preserve"> / </w:t>
+    </w:r>
+    <w:r>
+      <w:rPr>
+        <w:caps/>
+        <w:color w:val="6B6B6B"/>
+        <w:sz w:val="15"/>
+        <w:szCs w:val="15"/>
       </w:rPr>
       <w:fldChar w:fldCharType="begin"/>
     </w:r>
     <w:r>
       <w:rPr>
-        <w:color w:val="6B6B6B"/>
-        <w:sz w:val="16"/>
-        <w:szCs w:val="16"/>
+        <w:caps/>
+        <w:color w:val="6B6B6B"/>
+        <w:sz w:val="15"/>
+        <w:szCs w:val="15"/>
       </w:rPr>
       <w:instrText>NUMPAGES</w:instrText>
     </w:r>
     <w:r>
       <w:rPr>
-        <w:color w:val="6B6B6B"/>
-        <w:sz w:val="16"/>
-        <w:szCs w:val="16"/>
+        <w:caps/>
+        <w:color w:val="6B6B6B"/>
+        <w:sz w:val="15"/>
+        <w:szCs w:val="15"/>
       </w:rPr>
       <w:fldChar w:fldCharType="separate"/>
     </w:r>
     <w:r>
       <w:rPr>
+        <w:caps/>
         <w:noProof/>
         <w:color w:val="6B6B6B"/>
-        <w:sz w:val="16"/>
-        <w:szCs w:val="16"/>
+        <w:sz w:val="15"/>
+        <w:szCs w:val="15"/>
       </w:rPr>
       <w:t>1</w:t>
     </w:r>
     <w:r>
       <w:rPr>
-        <w:color w:val="6B6B6B"/>
-        <w:sz w:val="16"/>
-        <w:szCs w:val="16"/>
+        <w:caps/>
+        <w:color w:val="6B6B6B"/>
+        <w:sz w:val="15"/>
+        <w:szCs w:val="15"/>
       </w:rPr>
       <w:fldChar w:fldCharType="end"/>
     </w:r>
@@ -594,9 +181,10 @@
   <w:p>
     <w:r>
       <w:rPr>
-        <w:color w:val="6B6B6B"/>
-        <w:sz w:val="16"/>
-        <w:szCs w:val="16"/>
+        <w:caps/>
+        <w:color w:val="6B6B6B"/>
+        <w:sz w:val="15"/>
+        <w:szCs w:val="15"/>
       </w:rPr>
       <w:t>hello@frithhilton.com</w:t>
     </w:r>
@@ -604,29 +192,22 @@
       <w:rPr>
         <w:b/>
         <w:bCs/>
-        <w:sz w:val="16"/>
-        <w:szCs w:val="16"/>
-      </w:rPr>
-      <w:t xml:space="preserve">  |  </w:t>
-    </w:r>
-    <w:r>
-      <w:rPr>
-        <w:color w:val="6B6B6B"/>
-        <w:sz w:val="16"/>
-        <w:szCs w:val="16"/>
+        <w:caps/>
+        <w:color w:val="1A1A1A"/>
+        <w:sz w:val="15"/>
+        <w:szCs w:val="15"/>
+      </w:rPr>
+      <w:t xml:space="preserve">   |   </w:t>
+    </w:r>
+    <w:r>
+      <w:rPr>
+        <w:caps/>
+        <w:color w:val="6B6B6B"/>
+        <w:sz w:val="15"/>
+        <w:szCs w:val="15"/>
       </w:rPr>
       <w:t>+234 815 813 2408</w:t>
     </w:r>
-  </w:p>
-</w:ftr>
-</file>
-
-<file path=word/footer3.xml><?xml version="1.0" encoding="utf-8"?>
-<w:ftr xmlns:wpc="http://schemas.microsoft.com/office/word/2010/wordprocessingCanvas" xmlns:cx="http://schemas.microsoft.com/office/drawing/2014/chartex" xmlns:cx1="http://schemas.microsoft.com/office/drawing/2015/9/8/chartex" xmlns:cx2="http://schemas.microsoft.com/office/drawing/2015/10/21/chartex" xmlns:cx3="http://schemas.microsoft.com/office/drawing/2016/5/9/chartex" xmlns:cx4="http://schemas.microsoft.com/office/drawing/2016/5/10/chartex" xmlns:cx5="http://schemas.microsoft.com/office/drawing/2016/5/11/chartex" xmlns:cx6="http://schemas.microsoft.com/office/drawing/2016/5/12/chartex" xmlns:cx7="http://schemas.microsoft.com/office/drawing/2016/5/13/chartex" xmlns:cx8="http://schemas.microsoft.com/office/drawing/2016/5/14/chartex" xmlns:mc="http://schemas.openxmlformats.org/markup-compatibility/2006" xmlns:aink="http://schemas.microsoft.com/office/drawing/2016/ink" xmlns:am3d="http://schemas.microsoft.com/office/drawing/2017/model3d" xmlns:o="urn:schemas-microsoft-com:office:office" xmlns:oel="http://schemas.microsoft.com/office/2019/extlst" xmlns:r="http://schemas.openxmlformats.org/officeDocument/2006/relationships" xmlns:m="http://schemas.openxmlformats.org/officeDocument/2006/math" xmlns:v="urn:schemas-microsoft-com:vml" xmlns:wp14="http://schemas.microsoft.com/office/word/2010/wordprocessingDrawing" xmlns:wp="http://schemas.openxmlformats.org/drawingml/2006/wordprocessingDrawing" xmlns:w10="urn:schemas-microsoft-com:office:word" xmlns:w="http://schemas.openxmlformats.org/wordprocessingml/2006/main" xmlns:w14="http://schemas.microsoft.com/office/word/2010/wordml" xmlns:w15="http://schemas.microsoft.com/office/word/2012/wordml" xmlns:w16cex="http://schemas.microsoft.com/office/word/2018/wordml/cex" xmlns:w16cid="http://schemas.microsoft.com/office/word/2016/wordml/cid" xmlns:w16="http://schemas.microsoft.com/office/word/2018/wordml" xmlns:w16sdtdh="http://schemas.microsoft.com/office/word/2020/wordml/sdtdatahash" xmlns:w16se="http://schemas.microsoft.com/office/word/2015/wordml/symex" xmlns:wpg="http://schemas.microsoft.com/office/word/2010/wordprocessingGroup" xmlns:wpi="http://schemas.microsoft.com/office/word/2010/wordprocessingInk" xmlns:wne="http://schemas.microsoft.com/office/word/2006/wordml" xmlns:wps="http://schemas.microsoft.com/office/word/2010/wordprocessingShape" mc:Ignorable="w14 w15 w16se w16cid w16 w16cex w16sdtdh wp14">
-  <w:p>
-    <w:pPr>
-      <w:pStyle w:val="Footer"/>
-    </w:pPr>
   </w:p>
 </w:ftr>
 </file>
@@ -653,34 +234,23 @@
 <file path=word/header1.xml><?xml version="1.0" encoding="utf-8"?>
 <w:hdr xmlns:wpc="http://schemas.microsoft.com/office/word/2010/wordprocessingCanvas" xmlns:cx="http://schemas.microsoft.com/office/drawing/2014/chartex" xmlns:cx1="http://schemas.microsoft.com/office/drawing/2015/9/8/chartex" xmlns:cx2="http://schemas.microsoft.com/office/drawing/2015/10/21/chartex" xmlns:cx3="http://schemas.microsoft.com/office/drawing/2016/5/9/chartex" xmlns:cx4="http://schemas.microsoft.com/office/drawing/2016/5/10/chartex" xmlns:cx5="http://schemas.microsoft.com/office/drawing/2016/5/11/chartex" xmlns:cx6="http://schemas.microsoft.com/office/drawing/2016/5/12/chartex" xmlns:cx7="http://schemas.microsoft.com/office/drawing/2016/5/13/chartex" xmlns:cx8="http://schemas.microsoft.com/office/drawing/2016/5/14/chartex" xmlns:mc="http://schemas.openxmlformats.org/markup-compatibility/2006" xmlns:aink="http://schemas.microsoft.com/office/drawing/2016/ink" xmlns:am3d="http://schemas.microsoft.com/office/drawing/2017/model3d" xmlns:o="urn:schemas-microsoft-com:office:office" xmlns:oel="http://schemas.microsoft.com/office/2019/extlst" xmlns:r="http://schemas.openxmlformats.org/officeDocument/2006/relationships" xmlns:m="http://schemas.openxmlformats.org/officeDocument/2006/math" xmlns:v="urn:schemas-microsoft-com:vml" xmlns:wp14="http://schemas.microsoft.com/office/word/2010/wordprocessingDrawing" xmlns:wp="http://schemas.openxmlformats.org/drawingml/2006/wordprocessingDrawing" xmlns:w10="urn:schemas-microsoft-com:office:word" xmlns:w="http://schemas.openxmlformats.org/wordprocessingml/2006/main" xmlns:w14="http://schemas.microsoft.com/office/word/2010/wordml" xmlns:w15="http://schemas.microsoft.com/office/word/2012/wordml" xmlns:w16cex="http://schemas.microsoft.com/office/word/2018/wordml/cex" xmlns:w16cid="http://schemas.microsoft.com/office/word/2016/wordml/cid" xmlns:w16="http://schemas.microsoft.com/office/word/2018/wordml" xmlns:w16sdtdh="http://schemas.microsoft.com/office/word/2020/wordml/sdtdatahash" xmlns:w16se="http://schemas.microsoft.com/office/word/2015/wordml/symex" xmlns:wpg="http://schemas.microsoft.com/office/word/2010/wordprocessingGroup" xmlns:wpi="http://schemas.microsoft.com/office/word/2010/wordprocessingInk" xmlns:wne="http://schemas.microsoft.com/office/word/2006/wordml" xmlns:wps="http://schemas.microsoft.com/office/word/2010/wordprocessingShape" mc:Ignorable="w14 w15 w16se w16cid w16 w16cex w16sdtdh wp14">
   <w:p>
-    <w:pPr>
-      <w:pStyle w:val="Header"/>
-    </w:pPr>
-  </w:p>
-</w:hdr>
-</file>
-
-<file path=word/header2.xml><?xml version="1.0" encoding="utf-8"?>
-<w:hdr xmlns:wpc="http://schemas.microsoft.com/office/word/2010/wordprocessingCanvas" xmlns:cx="http://schemas.microsoft.com/office/drawing/2014/chartex" xmlns:cx1="http://schemas.microsoft.com/office/drawing/2015/9/8/chartex" xmlns:cx2="http://schemas.microsoft.com/office/drawing/2015/10/21/chartex" xmlns:cx3="http://schemas.microsoft.com/office/drawing/2016/5/9/chartex" xmlns:cx4="http://schemas.microsoft.com/office/drawing/2016/5/10/chartex" xmlns:cx5="http://schemas.microsoft.com/office/drawing/2016/5/11/chartex" xmlns:cx6="http://schemas.microsoft.com/office/drawing/2016/5/12/chartex" xmlns:cx7="http://schemas.microsoft.com/office/drawing/2016/5/13/chartex" xmlns:cx8="http://schemas.microsoft.com/office/drawing/2016/5/14/chartex" xmlns:mc="http://schemas.openxmlformats.org/markup-compatibility/2006" xmlns:aink="http://schemas.microsoft.com/office/drawing/2016/ink" xmlns:am3d="http://schemas.microsoft.com/office/drawing/2017/model3d" xmlns:o="urn:schemas-microsoft-com:office:office" xmlns:oel="http://schemas.microsoft.com/office/2019/extlst" xmlns:r="http://schemas.openxmlformats.org/officeDocument/2006/relationships" xmlns:m="http://schemas.openxmlformats.org/officeDocument/2006/math" xmlns:v="urn:schemas-microsoft-com:vml" xmlns:wp14="http://schemas.microsoft.com/office/word/2010/wordprocessingDrawing" xmlns:wp="http://schemas.openxmlformats.org/drawingml/2006/wordprocessingDrawing" xmlns:w10="urn:schemas-microsoft-com:office:word" xmlns:w="http://schemas.openxmlformats.org/wordprocessingml/2006/main" xmlns:w14="http://schemas.microsoft.com/office/word/2010/wordml" xmlns:w15="http://schemas.microsoft.com/office/word/2012/wordml" xmlns:w16cex="http://schemas.microsoft.com/office/word/2018/wordml/cex" xmlns:w16cid="http://schemas.microsoft.com/office/word/2016/wordml/cid" xmlns:w16="http://schemas.microsoft.com/office/word/2018/wordml" xmlns:w16sdtdh="http://schemas.microsoft.com/office/word/2020/wordml/sdtdatahash" xmlns:w16se="http://schemas.microsoft.com/office/word/2015/wordml/symex" xmlns:wpg="http://schemas.microsoft.com/office/word/2010/wordprocessingGroup" xmlns:wpi="http://schemas.microsoft.com/office/word/2010/wordprocessingInk" xmlns:wne="http://schemas.microsoft.com/office/word/2006/wordml" xmlns:wps="http://schemas.microsoft.com/office/word/2010/wordprocessingShape" mc:Ignorable="w14 w15 w16se w16cid w16 w16cex w16sdtdh wp14">
-  <w:p>
-    <w:pPr>
-      <w:pBdr>
-        <w:bottom w:val="single" w:sz="12" w:space="6" w:color="1A1A1A"/>
-      </w:pBdr>
-      <w:tabs>
-        <w:tab w:val="right" w:pos="9026"/>
-      </w:tabs>
-      <w:spacing w:after="120"/>
-    </w:pPr>
     <w:r>
       <w:rPr>
         <w:noProof/>
       </w:rPr>
       <w:drawing>
-        <wp:inline distT="0" distB="0" distL="0" distR="0">
-          <wp:extent cx="762000" cy="762000"/>
+        <wp:anchor distT="0" distB="0" distL="0" distR="0" simplePos="0" relativeHeight="251658240" behindDoc="1" locked="0" layoutInCell="0" allowOverlap="1">
+          <wp:simplePos x="0" y="0"/>
+          <wp:positionH relativeFrom="page">
+            <wp:posOffset>1580000</wp:posOffset>
+          </wp:positionH>
+          <wp:positionV relativeFrom="page">
+            <wp:posOffset>3424893</wp:posOffset>
+          </wp:positionV>
+          <wp:extent cx="4400000" cy="3842213"/>
           <wp:effectExtent l="0" t="0" r="0" b="0"/>
-          <wp:docPr id="2" name="FHVLogo" descr="Frith Hilton Ventures Logo" title="FH Ventures Logo"/>
+          <wp:wrapNone/>
+          <wp:docPr id="99" name="FHVWatermark" descr="Watermark"/>
           <wp:cNvGraphicFramePr>
             <a:graphicFrameLocks xmlns:a="http://schemas.openxmlformats.org/drawingml/2006/main" noChangeAspect="1"/>
           </wp:cNvGraphicFramePr>
@@ -703,7 +273,61 @@
                 <pic:spPr bwMode="auto">
                   <a:xfrm>
                     <a:off x="0" y="0"/>
-                    <a:ext cx="762000" cy="762000"/>
+                    <a:ext cx="4400000" cy="3842213"/>
+                  </a:xfrm>
+                  <a:prstGeom prst="rect">
+                    <a:avLst/>
+                  </a:prstGeom>
+                </pic:spPr>
+              </pic:pic>
+            </a:graphicData>
+          </a:graphic>
+        </wp:anchor>
+      </w:drawing>
+    </w:r>
+  </w:p>
+  <w:p>
+    <w:pPr>
+      <w:pBdr>
+        <w:bottom w:val="single" w:sz="8" w:space="8" w:color="1A1A1A"/>
+      </w:pBdr>
+      <w:tabs>
+        <w:tab w:val="right" w:pos="9026"/>
+      </w:tabs>
+      <w:spacing w:after="160"/>
+    </w:pPr>
+    <w:r>
+      <w:rPr>
+        <w:noProof/>
+      </w:rPr>
+      <w:drawing>
+        <wp:inline distT="0" distB="0" distL="0" distR="0">
+          <wp:extent cx="647700" cy="561975"/>
+          <wp:effectExtent l="0" t="0" r="0" b="0"/>
+          <wp:docPr id="1" name="FHVLogo" descr="Frith Hilton Ventures Logo" title="FHV Logo"/>
+          <wp:cNvGraphicFramePr>
+            <a:graphicFrameLocks xmlns:a="http://schemas.openxmlformats.org/drawingml/2006/main" noChangeAspect="1"/>
+          </wp:cNvGraphicFramePr>
+          <a:graphic xmlns:a="http://schemas.openxmlformats.org/drawingml/2006/main">
+            <a:graphicData uri="http://schemas.openxmlformats.org/drawingml/2006/picture">
+              <pic:pic xmlns:pic="http://schemas.openxmlformats.org/drawingml/2006/picture">
+                <pic:nvPicPr>
+                  <pic:cNvPr id="0" name=""/>
+                  <pic:cNvPicPr>
+                    <a:picLocks noChangeAspect="1" noChangeArrowheads="1"/>
+                  </pic:cNvPicPr>
+                </pic:nvPicPr>
+                <pic:blipFill>
+                  <a:blip r:embed="rId2"/>
+                  <a:srcRect/>
+                  <a:stretch>
+                    <a:fillRect/>
+                  </a:stretch>
+                </pic:blipFill>
+                <pic:spPr bwMode="auto">
+                  <a:xfrm>
+                    <a:off x="0" y="0"/>
+                    <a:ext cx="647700" cy="561975"/>
                   </a:xfrm>
                   <a:prstGeom prst="rect">
                     <a:avLst/>
@@ -716,13 +340,18 @@
       </w:drawing>
     </w:r>
     <w:r>
+      <w:rPr>
+        <w:caps/>
+      </w:rPr>
       <w:tab/>
     </w:r>
     <w:r>
       <w:rPr>
         <w:b/>
         <w:bCs/>
-        <w:spacing w:val="80"/>
+        <w:caps/>
+        <w:color w:val="1A1A1A"/>
+        <w:spacing w:val="120"/>
       </w:rPr>
       <w:t>FRITH HILTON VENTURES</w:t>
     </w:r>
@@ -736,22 +365,13 @@
       <w:rPr>
         <w:i/>
         <w:iCs/>
-        <w:color w:val="6B6B6B"/>
-        <w:sz w:val="16"/>
-        <w:szCs w:val="16"/>
+        <w:caps/>
+        <w:color w:val="6B6B6B"/>
+        <w:sz w:val="15"/>
+        <w:szCs w:val="15"/>
       </w:rPr>
       <w:t>Excellence in Ventures</w:t>
     </w:r>
-  </w:p>
-</w:hdr>
-</file>
-
-<file path=word/header3.xml><?xml version="1.0" encoding="utf-8"?>
-<w:hdr xmlns:wpc="http://schemas.microsoft.com/office/word/2010/wordprocessingCanvas" xmlns:cx="http://schemas.microsoft.com/office/drawing/2014/chartex" xmlns:cx1="http://schemas.microsoft.com/office/drawing/2015/9/8/chartex" xmlns:cx2="http://schemas.microsoft.com/office/drawing/2015/10/21/chartex" xmlns:cx3="http://schemas.microsoft.com/office/drawing/2016/5/9/chartex" xmlns:cx4="http://schemas.microsoft.com/office/drawing/2016/5/10/chartex" xmlns:cx5="http://schemas.microsoft.com/office/drawing/2016/5/11/chartex" xmlns:cx6="http://schemas.microsoft.com/office/drawing/2016/5/12/chartex" xmlns:cx7="http://schemas.microsoft.com/office/drawing/2016/5/13/chartex" xmlns:cx8="http://schemas.microsoft.com/office/drawing/2016/5/14/chartex" xmlns:mc="http://schemas.openxmlformats.org/markup-compatibility/2006" xmlns:aink="http://schemas.microsoft.com/office/drawing/2016/ink" xmlns:am3d="http://schemas.microsoft.com/office/drawing/2017/model3d" xmlns:o="urn:schemas-microsoft-com:office:office" xmlns:oel="http://schemas.microsoft.com/office/2019/extlst" xmlns:r="http://schemas.openxmlformats.org/officeDocument/2006/relationships" xmlns:m="http://schemas.openxmlformats.org/officeDocument/2006/math" xmlns:v="urn:schemas-microsoft-com:vml" xmlns:wp14="http://schemas.microsoft.com/office/word/2010/wordprocessingDrawing" xmlns:wp="http://schemas.openxmlformats.org/drawingml/2006/wordprocessingDrawing" xmlns:w10="urn:schemas-microsoft-com:office:word" xmlns:w="http://schemas.openxmlformats.org/wordprocessingml/2006/main" xmlns:w14="http://schemas.microsoft.com/office/word/2010/wordml" xmlns:w15="http://schemas.microsoft.com/office/word/2012/wordml" xmlns:w16cex="http://schemas.microsoft.com/office/word/2018/wordml/cex" xmlns:w16cid="http://schemas.microsoft.com/office/word/2016/wordml/cid" xmlns:w16="http://schemas.microsoft.com/office/word/2018/wordml" xmlns:w16sdtdh="http://schemas.microsoft.com/office/word/2020/wordml/sdtdatahash" xmlns:w16se="http://schemas.microsoft.com/office/word/2015/wordml/symex" xmlns:wpg="http://schemas.microsoft.com/office/word/2010/wordprocessingGroup" xmlns:wpi="http://schemas.microsoft.com/office/word/2010/wordprocessingInk" xmlns:wne="http://schemas.microsoft.com/office/word/2006/wordml" xmlns:wps="http://schemas.microsoft.com/office/word/2010/wordprocessingShape" mc:Ignorable="w14 w15 w16se w16cid w16 w16cex w16sdtdh wp14">
-  <w:p>
-    <w:pPr>
-      <w:pStyle w:val="Header"/>
-    </w:pPr>
   </w:p>
 </w:hdr>
 </file>
@@ -759,10 +379,10 @@
 <file path=word/numbering.xml><?xml version="1.0" encoding="utf-8"?>
 <w:numbering xmlns:wpc="http://schemas.microsoft.com/office/word/2010/wordprocessingCanvas" xmlns:cx="http://schemas.microsoft.com/office/drawing/2014/chartex" xmlns:cx1="http://schemas.microsoft.com/office/drawing/2015/9/8/chartex" xmlns:cx2="http://schemas.microsoft.com/office/drawing/2015/10/21/chartex" xmlns:cx3="http://schemas.microsoft.com/office/drawing/2016/5/9/chartex" xmlns:cx4="http://schemas.microsoft.com/office/drawing/2016/5/10/chartex" xmlns:cx5="http://schemas.microsoft.com/office/drawing/2016/5/11/chartex" xmlns:cx6="http://schemas.microsoft.com/office/drawing/2016/5/12/chartex" xmlns:cx7="http://schemas.microsoft.com/office/drawing/2016/5/13/chartex" xmlns:cx8="http://schemas.microsoft.com/office/drawing/2016/5/14/chartex" xmlns:mc="http://schemas.openxmlformats.org/markup-compatibility/2006" xmlns:aink="http://schemas.microsoft.com/office/drawing/2016/ink" xmlns:am3d="http://schemas.microsoft.com/office/drawing/2017/model3d" xmlns:o="urn:schemas-microsoft-com:office:office" xmlns:oel="http://schemas.microsoft.com/office/2019/extlst" xmlns:r="http://schemas.openxmlformats.org/officeDocument/2006/relationships" xmlns:m="http://schemas.openxmlformats.org/officeDocument/2006/math" xmlns:v="urn:schemas-microsoft-com:vml" xmlns:wp14="http://schemas.microsoft.com/office/word/2010/wordprocessingDrawing" xmlns:wp="http://schemas.openxmlformats.org/drawingml/2006/wordprocessingDrawing" xmlns:w10="urn:schemas-microsoft-com:office:word" xmlns:w="http://schemas.openxmlformats.org/wordprocessingml/2006/main" xmlns:w14="http://schemas.microsoft.com/office/word/2010/wordml" xmlns:w15="http://schemas.microsoft.com/office/word/2012/wordml" xmlns:w16cex="http://schemas.microsoft.com/office/word/2018/wordml/cex" xmlns:w16cid="http://schemas.microsoft.com/office/word/2016/wordml/cid" xmlns:w16="http://schemas.microsoft.com/office/word/2018/wordml" xmlns:w16sdtdh="http://schemas.microsoft.com/office/word/2020/wordml/sdtdatahash" xmlns:w16se="http://schemas.microsoft.com/office/word/2015/wordml/symex" xmlns:wpg="http://schemas.microsoft.com/office/word/2010/wordprocessingGroup" xmlns:wpi="http://schemas.microsoft.com/office/word/2010/wordprocessingInk" xmlns:wne="http://schemas.microsoft.com/office/word/2006/wordml" xmlns:wps="http://schemas.microsoft.com/office/word/2010/wordprocessingShape" mc:Ignorable="w14 w15 w16se w16cid w16 w16cex w16sdtdh wp14">
   <w:abstractNum w:abstractNumId="0" w15:restartNumberingAfterBreak="0">
-    <w:nsid w:val="52B06A73"/>
+    <w:nsid w:val="64247A73"/>
     <w:multiLevelType w:val="hybridMultilevel"/>
     <w:tmpl w:val="FFFFFFFF"/>
-    <w:lvl w:ilvl="0" w:tplc="12628DC2">
+    <w:lvl w:ilvl="0" w:tplc="BA9211C2">
       <w:start w:val="1"/>
       <w:numFmt w:val="bullet"/>
       <w:lvlText w:val="●"/>
@@ -771,7 +391,7 @@
         <w:ind w:left="720" w:hanging="360"/>
       </w:pPr>
     </w:lvl>
-    <w:lvl w:ilvl="1" w:tplc="E2848D48">
+    <w:lvl w:ilvl="1" w:tplc="7EAC2A88">
       <w:start w:val="1"/>
       <w:numFmt w:val="bullet"/>
       <w:lvlText w:val="○"/>
@@ -780,7 +400,7 @@
         <w:ind w:left="1440" w:hanging="360"/>
       </w:pPr>
     </w:lvl>
-    <w:lvl w:ilvl="2" w:tplc="A88EE964">
+    <w:lvl w:ilvl="2" w:tplc="06D8FA34">
       <w:start w:val="1"/>
       <w:numFmt w:val="bullet"/>
       <w:lvlText w:val="■"/>
@@ -789,7 +409,7 @@
         <w:ind w:left="2160" w:hanging="360"/>
       </w:pPr>
     </w:lvl>
-    <w:lvl w:ilvl="3" w:tplc="2B1ADD52">
+    <w:lvl w:ilvl="3" w:tplc="48CAC230">
       <w:start w:val="1"/>
       <w:numFmt w:val="bullet"/>
       <w:lvlText w:val="●"/>
@@ -798,7 +418,7 @@
         <w:ind w:left="2880" w:hanging="360"/>
       </w:pPr>
     </w:lvl>
-    <w:lvl w:ilvl="4" w:tplc="35E84EF8">
+    <w:lvl w:ilvl="4" w:tplc="40A66E52">
       <w:start w:val="1"/>
       <w:numFmt w:val="bullet"/>
       <w:lvlText w:val="○"/>
@@ -807,7 +427,7 @@
         <w:ind w:left="3600" w:hanging="360"/>
       </w:pPr>
     </w:lvl>
-    <w:lvl w:ilvl="5" w:tplc="F0628784">
+    <w:lvl w:ilvl="5" w:tplc="971810F2">
       <w:start w:val="1"/>
       <w:numFmt w:val="bullet"/>
       <w:lvlText w:val="■"/>
@@ -816,7 +436,7 @@
         <w:ind w:left="4320" w:hanging="360"/>
       </w:pPr>
     </w:lvl>
-    <w:lvl w:ilvl="6" w:tplc="3FDC63EA">
+    <w:lvl w:ilvl="6" w:tplc="586EDBF4">
       <w:start w:val="1"/>
       <w:numFmt w:val="bullet"/>
       <w:lvlText w:val="●"/>
@@ -825,7 +445,7 @@
         <w:ind w:left="5040" w:hanging="360"/>
       </w:pPr>
     </w:lvl>
-    <w:lvl w:ilvl="7" w:tplc="5C1AE7A6">
+    <w:lvl w:ilvl="7" w:tplc="AE466946">
       <w:start w:val="1"/>
       <w:numFmt w:val="bullet"/>
       <w:lvlText w:val="●"/>
@@ -834,7 +454,7 @@
         <w:ind w:left="5760" w:hanging="360"/>
       </w:pPr>
     </w:lvl>
-    <w:lvl w:ilvl="8" w:tplc="7C86B6A8">
+    <w:lvl w:ilvl="8" w:tplc="0944E6A6">
       <w:start w:val="1"/>
       <w:numFmt w:val="bullet"/>
       <w:lvlText w:val="●"/>
@@ -844,7 +464,7 @@
       </w:pPr>
     </w:lvl>
   </w:abstractNum>
-  <w:num w:numId="1" w16cid:durableId="708183114">
+  <w:num w:numId="1" w16cid:durableId="2103256077">
     <w:abstractNumId w:val="0"/>
     <w:lvlOverride w:ilvl="0">
       <w:startOverride w:val="1"/>
@@ -858,8 +478,8 @@
   <w:docDefaults>
     <w:rPrDefault>
       <w:rPr>
-        <w:rFonts w:ascii="Arial" w:eastAsia="Arial" w:hAnsi="Arial" w:cs="Arial"/>
-        <w:color w:val="1A1A1A"/>
+        <w:rFonts w:ascii="Baron Neue" w:eastAsia="Baron Neue" w:hAnsi="Baron Neue" w:cs="Baron Neue"/>
+        <w:color w:val="2C2C2C"/>
         <w:sz w:val="22"/>
         <w:szCs w:val="22"/>
         <w:lang w:val="en-US" w:eastAsia="en-US" w:bidi="ar-SA"/>
@@ -1458,7 +1078,7 @@
     <w:link w:val="HeaderChar"/>
     <w:uiPriority w:val="99"/>
     <w:unhideWhenUsed/>
-    <w:rsid w:val="00545CD8"/>
+    <w:rsid w:val="007E015F"/>
     <w:pPr>
       <w:tabs>
         <w:tab w:val="center" w:pos="4680"/>
@@ -1471,7 +1091,7 @@
     <w:basedOn w:val="DefaultParagraphFont"/>
     <w:link w:val="Header"/>
     <w:uiPriority w:val="99"/>
-    <w:rsid w:val="00545CD8"/>
+    <w:rsid w:val="007E015F"/>
   </w:style>
   <w:style w:type="paragraph" w:styleId="Footer">
     <w:name w:val="footer"/>
@@ -1479,7 +1099,7 @@
     <w:link w:val="FooterChar"/>
     <w:uiPriority w:val="99"/>
     <w:unhideWhenUsed/>
-    <w:rsid w:val="00545CD8"/>
+    <w:rsid w:val="007E015F"/>
     <w:pPr>
       <w:tabs>
         <w:tab w:val="center" w:pos="4680"/>
@@ -1492,7 +1112,7 @@
     <w:basedOn w:val="DefaultParagraphFont"/>
     <w:link w:val="Footer"/>
     <w:uiPriority w:val="99"/>
-    <w:rsid w:val="00545CD8"/>
+    <w:rsid w:val="007E015F"/>
   </w:style>
 </w:styles>
 </file>
